--- a/python assignment.docx
+++ b/python assignment.docx
@@ -156,6 +156,434 @@
           </wp:inline>
         </w:drawing>
       </w:r>
+      <w:r>
+        <w:rPr>
+          <w:noProof/>
+        </w:rPr>
+        <w:drawing>
+          <wp:inline distT="0" distB="0" distL="0" distR="0" wp14:anchorId="2A11780B" wp14:editId="52E14058">
+            <wp:extent cx="5731510" cy="3009265"/>
+            <wp:effectExtent l="0" t="0" r="2540" b="635"/>
+            <wp:docPr id="858520646" name="Picture 1"/>
+            <wp:cNvGraphicFramePr>
+              <a:graphicFrameLocks xmlns:a="http://schemas.openxmlformats.org/drawingml/2006/main" noChangeAspect="1"/>
+            </wp:cNvGraphicFramePr>
+            <a:graphic xmlns:a="http://schemas.openxmlformats.org/drawingml/2006/main">
+              <a:graphicData uri="http://schemas.openxmlformats.org/drawingml/2006/picture">
+                <pic:pic xmlns:pic="http://schemas.openxmlformats.org/drawingml/2006/picture">
+                  <pic:nvPicPr>
+                    <pic:cNvPr id="0" name="Picture 1"/>
+                    <pic:cNvPicPr>
+                      <a:picLocks noChangeAspect="1" noChangeArrowheads="1"/>
+                    </pic:cNvPicPr>
+                  </pic:nvPicPr>
+                  <pic:blipFill>
+                    <a:blip r:embed="rId7" cstate="print">
+                      <a:extLst>
+                        <a:ext uri="{28A0092B-C50C-407E-A947-70E740481C1C}">
+                          <a14:useLocalDpi xmlns:a14="http://schemas.microsoft.com/office/drawing/2010/main" val="0"/>
+                        </a:ext>
+                      </a:extLst>
+                    </a:blip>
+                    <a:srcRect/>
+                    <a:stretch>
+                      <a:fillRect/>
+                    </a:stretch>
+                  </pic:blipFill>
+                  <pic:spPr bwMode="auto">
+                    <a:xfrm>
+                      <a:off x="0" y="0"/>
+                      <a:ext cx="5731510" cy="3009265"/>
+                    </a:xfrm>
+                    <a:prstGeom prst="rect">
+                      <a:avLst/>
+                    </a:prstGeom>
+                    <a:noFill/>
+                    <a:ln>
+                      <a:noFill/>
+                    </a:ln>
+                  </pic:spPr>
+                </pic:pic>
+              </a:graphicData>
+            </a:graphic>
+          </wp:inline>
+        </w:drawing>
+      </w:r>
+      <w:r>
+        <w:rPr>
+          <w:noProof/>
+        </w:rPr>
+        <w:lastRenderedPageBreak/>
+        <w:drawing>
+          <wp:inline distT="0" distB="0" distL="0" distR="0" wp14:anchorId="63039255" wp14:editId="4B31DC67">
+            <wp:extent cx="5731510" cy="3009265"/>
+            <wp:effectExtent l="0" t="0" r="2540" b="635"/>
+            <wp:docPr id="893009917" name="Picture 2"/>
+            <wp:cNvGraphicFramePr>
+              <a:graphicFrameLocks xmlns:a="http://schemas.openxmlformats.org/drawingml/2006/main" noChangeAspect="1"/>
+            </wp:cNvGraphicFramePr>
+            <a:graphic xmlns:a="http://schemas.openxmlformats.org/drawingml/2006/main">
+              <a:graphicData uri="http://schemas.openxmlformats.org/drawingml/2006/picture">
+                <pic:pic xmlns:pic="http://schemas.openxmlformats.org/drawingml/2006/picture">
+                  <pic:nvPicPr>
+                    <pic:cNvPr id="0" name="Picture 2"/>
+                    <pic:cNvPicPr>
+                      <a:picLocks noChangeAspect="1" noChangeArrowheads="1"/>
+                    </pic:cNvPicPr>
+                  </pic:nvPicPr>
+                  <pic:blipFill>
+                    <a:blip r:embed="rId8" cstate="print">
+                      <a:extLst>
+                        <a:ext uri="{28A0092B-C50C-407E-A947-70E740481C1C}">
+                          <a14:useLocalDpi xmlns:a14="http://schemas.microsoft.com/office/drawing/2010/main" val="0"/>
+                        </a:ext>
+                      </a:extLst>
+                    </a:blip>
+                    <a:srcRect/>
+                    <a:stretch>
+                      <a:fillRect/>
+                    </a:stretch>
+                  </pic:blipFill>
+                  <pic:spPr bwMode="auto">
+                    <a:xfrm>
+                      <a:off x="0" y="0"/>
+                      <a:ext cx="5731510" cy="3009265"/>
+                    </a:xfrm>
+                    <a:prstGeom prst="rect">
+                      <a:avLst/>
+                    </a:prstGeom>
+                    <a:noFill/>
+                    <a:ln>
+                      <a:noFill/>
+                    </a:ln>
+                  </pic:spPr>
+                </pic:pic>
+              </a:graphicData>
+            </a:graphic>
+          </wp:inline>
+        </w:drawing>
+      </w:r>
+      <w:r>
+        <w:rPr>
+          <w:noProof/>
+        </w:rPr>
+        <w:drawing>
+          <wp:inline distT="0" distB="0" distL="0" distR="0" wp14:anchorId="1B712F05" wp14:editId="444CA3B9">
+            <wp:extent cx="5731510" cy="3009265"/>
+            <wp:effectExtent l="0" t="0" r="2540" b="635"/>
+            <wp:docPr id="276470234" name="Picture 3"/>
+            <wp:cNvGraphicFramePr>
+              <a:graphicFrameLocks xmlns:a="http://schemas.openxmlformats.org/drawingml/2006/main" noChangeAspect="1"/>
+            </wp:cNvGraphicFramePr>
+            <a:graphic xmlns:a="http://schemas.openxmlformats.org/drawingml/2006/main">
+              <a:graphicData uri="http://schemas.openxmlformats.org/drawingml/2006/picture">
+                <pic:pic xmlns:pic="http://schemas.openxmlformats.org/drawingml/2006/picture">
+                  <pic:nvPicPr>
+                    <pic:cNvPr id="0" name="Picture 3"/>
+                    <pic:cNvPicPr>
+                      <a:picLocks noChangeAspect="1" noChangeArrowheads="1"/>
+                    </pic:cNvPicPr>
+                  </pic:nvPicPr>
+                  <pic:blipFill>
+                    <a:blip r:embed="rId9" cstate="print">
+                      <a:extLst>
+                        <a:ext uri="{28A0092B-C50C-407E-A947-70E740481C1C}">
+                          <a14:useLocalDpi xmlns:a14="http://schemas.microsoft.com/office/drawing/2010/main" val="0"/>
+                        </a:ext>
+                      </a:extLst>
+                    </a:blip>
+                    <a:srcRect/>
+                    <a:stretch>
+                      <a:fillRect/>
+                    </a:stretch>
+                  </pic:blipFill>
+                  <pic:spPr bwMode="auto">
+                    <a:xfrm>
+                      <a:off x="0" y="0"/>
+                      <a:ext cx="5731510" cy="3009265"/>
+                    </a:xfrm>
+                    <a:prstGeom prst="rect">
+                      <a:avLst/>
+                    </a:prstGeom>
+                    <a:noFill/>
+                    <a:ln>
+                      <a:noFill/>
+                    </a:ln>
+                  </pic:spPr>
+                </pic:pic>
+              </a:graphicData>
+            </a:graphic>
+          </wp:inline>
+        </w:drawing>
+      </w:r>
+      <w:r>
+        <w:rPr>
+          <w:noProof/>
+        </w:rPr>
+        <w:lastRenderedPageBreak/>
+        <w:drawing>
+          <wp:inline distT="0" distB="0" distL="0" distR="0" wp14:anchorId="516FAB1E" wp14:editId="60F579C0">
+            <wp:extent cx="5731510" cy="3009265"/>
+            <wp:effectExtent l="0" t="0" r="2540" b="635"/>
+            <wp:docPr id="1645810728" name="Picture 4"/>
+            <wp:cNvGraphicFramePr>
+              <a:graphicFrameLocks xmlns:a="http://schemas.openxmlformats.org/drawingml/2006/main" noChangeAspect="1"/>
+            </wp:cNvGraphicFramePr>
+            <a:graphic xmlns:a="http://schemas.openxmlformats.org/drawingml/2006/main">
+              <a:graphicData uri="http://schemas.openxmlformats.org/drawingml/2006/picture">
+                <pic:pic xmlns:pic="http://schemas.openxmlformats.org/drawingml/2006/picture">
+                  <pic:nvPicPr>
+                    <pic:cNvPr id="0" name="Picture 4"/>
+                    <pic:cNvPicPr>
+                      <a:picLocks noChangeAspect="1" noChangeArrowheads="1"/>
+                    </pic:cNvPicPr>
+                  </pic:nvPicPr>
+                  <pic:blipFill>
+                    <a:blip r:embed="rId10" cstate="print">
+                      <a:extLst>
+                        <a:ext uri="{28A0092B-C50C-407E-A947-70E740481C1C}">
+                          <a14:useLocalDpi xmlns:a14="http://schemas.microsoft.com/office/drawing/2010/main" val="0"/>
+                        </a:ext>
+                      </a:extLst>
+                    </a:blip>
+                    <a:srcRect/>
+                    <a:stretch>
+                      <a:fillRect/>
+                    </a:stretch>
+                  </pic:blipFill>
+                  <pic:spPr bwMode="auto">
+                    <a:xfrm>
+                      <a:off x="0" y="0"/>
+                      <a:ext cx="5731510" cy="3009265"/>
+                    </a:xfrm>
+                    <a:prstGeom prst="rect">
+                      <a:avLst/>
+                    </a:prstGeom>
+                    <a:noFill/>
+                    <a:ln>
+                      <a:noFill/>
+                    </a:ln>
+                  </pic:spPr>
+                </pic:pic>
+              </a:graphicData>
+            </a:graphic>
+          </wp:inline>
+        </w:drawing>
+      </w:r>
+      <w:r>
+        <w:rPr>
+          <w:noProof/>
+        </w:rPr>
+        <w:drawing>
+          <wp:inline distT="0" distB="0" distL="0" distR="0" wp14:anchorId="79A1EED8" wp14:editId="0869E150">
+            <wp:extent cx="5731510" cy="3009265"/>
+            <wp:effectExtent l="0" t="0" r="2540" b="635"/>
+            <wp:docPr id="1014316037" name="Picture 5"/>
+            <wp:cNvGraphicFramePr>
+              <a:graphicFrameLocks xmlns:a="http://schemas.openxmlformats.org/drawingml/2006/main" noChangeAspect="1"/>
+            </wp:cNvGraphicFramePr>
+            <a:graphic xmlns:a="http://schemas.openxmlformats.org/drawingml/2006/main">
+              <a:graphicData uri="http://schemas.openxmlformats.org/drawingml/2006/picture">
+                <pic:pic xmlns:pic="http://schemas.openxmlformats.org/drawingml/2006/picture">
+                  <pic:nvPicPr>
+                    <pic:cNvPr id="0" name="Picture 5"/>
+                    <pic:cNvPicPr>
+                      <a:picLocks noChangeAspect="1" noChangeArrowheads="1"/>
+                    </pic:cNvPicPr>
+                  </pic:nvPicPr>
+                  <pic:blipFill>
+                    <a:blip r:embed="rId11" cstate="print">
+                      <a:extLst>
+                        <a:ext uri="{28A0092B-C50C-407E-A947-70E740481C1C}">
+                          <a14:useLocalDpi xmlns:a14="http://schemas.microsoft.com/office/drawing/2010/main" val="0"/>
+                        </a:ext>
+                      </a:extLst>
+                    </a:blip>
+                    <a:srcRect/>
+                    <a:stretch>
+                      <a:fillRect/>
+                    </a:stretch>
+                  </pic:blipFill>
+                  <pic:spPr bwMode="auto">
+                    <a:xfrm>
+                      <a:off x="0" y="0"/>
+                      <a:ext cx="5731510" cy="3009265"/>
+                    </a:xfrm>
+                    <a:prstGeom prst="rect">
+                      <a:avLst/>
+                    </a:prstGeom>
+                    <a:noFill/>
+                    <a:ln>
+                      <a:noFill/>
+                    </a:ln>
+                  </pic:spPr>
+                </pic:pic>
+              </a:graphicData>
+            </a:graphic>
+          </wp:inline>
+        </w:drawing>
+      </w:r>
+      <w:r>
+        <w:rPr>
+          <w:noProof/>
+        </w:rPr>
+        <w:lastRenderedPageBreak/>
+        <w:drawing>
+          <wp:inline distT="0" distB="0" distL="0" distR="0" wp14:anchorId="4EB12BB1" wp14:editId="4E82BBC2">
+            <wp:extent cx="5731510" cy="3009265"/>
+            <wp:effectExtent l="0" t="0" r="2540" b="635"/>
+            <wp:docPr id="1805015607" name="Picture 6"/>
+            <wp:cNvGraphicFramePr>
+              <a:graphicFrameLocks xmlns:a="http://schemas.openxmlformats.org/drawingml/2006/main" noChangeAspect="1"/>
+            </wp:cNvGraphicFramePr>
+            <a:graphic xmlns:a="http://schemas.openxmlformats.org/drawingml/2006/main">
+              <a:graphicData uri="http://schemas.openxmlformats.org/drawingml/2006/picture">
+                <pic:pic xmlns:pic="http://schemas.openxmlformats.org/drawingml/2006/picture">
+                  <pic:nvPicPr>
+                    <pic:cNvPr id="0" name="Picture 6"/>
+                    <pic:cNvPicPr>
+                      <a:picLocks noChangeAspect="1" noChangeArrowheads="1"/>
+                    </pic:cNvPicPr>
+                  </pic:nvPicPr>
+                  <pic:blipFill>
+                    <a:blip r:embed="rId12" cstate="print">
+                      <a:extLst>
+                        <a:ext uri="{28A0092B-C50C-407E-A947-70E740481C1C}">
+                          <a14:useLocalDpi xmlns:a14="http://schemas.microsoft.com/office/drawing/2010/main" val="0"/>
+                        </a:ext>
+                      </a:extLst>
+                    </a:blip>
+                    <a:srcRect/>
+                    <a:stretch>
+                      <a:fillRect/>
+                    </a:stretch>
+                  </pic:blipFill>
+                  <pic:spPr bwMode="auto">
+                    <a:xfrm>
+                      <a:off x="0" y="0"/>
+                      <a:ext cx="5731510" cy="3009265"/>
+                    </a:xfrm>
+                    <a:prstGeom prst="rect">
+                      <a:avLst/>
+                    </a:prstGeom>
+                    <a:noFill/>
+                    <a:ln>
+                      <a:noFill/>
+                    </a:ln>
+                  </pic:spPr>
+                </pic:pic>
+              </a:graphicData>
+            </a:graphic>
+          </wp:inline>
+        </w:drawing>
+      </w:r>
+      <w:r>
+        <w:rPr>
+          <w:noProof/>
+        </w:rPr>
+        <w:drawing>
+          <wp:inline distT="0" distB="0" distL="0" distR="0" wp14:anchorId="155BAED3" wp14:editId="74071377">
+            <wp:extent cx="5731510" cy="3009265"/>
+            <wp:effectExtent l="0" t="0" r="2540" b="635"/>
+            <wp:docPr id="37121956" name="Picture 7"/>
+            <wp:cNvGraphicFramePr>
+              <a:graphicFrameLocks xmlns:a="http://schemas.openxmlformats.org/drawingml/2006/main" noChangeAspect="1"/>
+            </wp:cNvGraphicFramePr>
+            <a:graphic xmlns:a="http://schemas.openxmlformats.org/drawingml/2006/main">
+              <a:graphicData uri="http://schemas.openxmlformats.org/drawingml/2006/picture">
+                <pic:pic xmlns:pic="http://schemas.openxmlformats.org/drawingml/2006/picture">
+                  <pic:nvPicPr>
+                    <pic:cNvPr id="0" name="Picture 7"/>
+                    <pic:cNvPicPr>
+                      <a:picLocks noChangeAspect="1" noChangeArrowheads="1"/>
+                    </pic:cNvPicPr>
+                  </pic:nvPicPr>
+                  <pic:blipFill>
+                    <a:blip r:embed="rId13" cstate="print">
+                      <a:extLst>
+                        <a:ext uri="{28A0092B-C50C-407E-A947-70E740481C1C}">
+                          <a14:useLocalDpi xmlns:a14="http://schemas.microsoft.com/office/drawing/2010/main" val="0"/>
+                        </a:ext>
+                      </a:extLst>
+                    </a:blip>
+                    <a:srcRect/>
+                    <a:stretch>
+                      <a:fillRect/>
+                    </a:stretch>
+                  </pic:blipFill>
+                  <pic:spPr bwMode="auto">
+                    <a:xfrm>
+                      <a:off x="0" y="0"/>
+                      <a:ext cx="5731510" cy="3009265"/>
+                    </a:xfrm>
+                    <a:prstGeom prst="rect">
+                      <a:avLst/>
+                    </a:prstGeom>
+                    <a:noFill/>
+                    <a:ln>
+                      <a:noFill/>
+                    </a:ln>
+                  </pic:spPr>
+                </pic:pic>
+              </a:graphicData>
+            </a:graphic>
+          </wp:inline>
+        </w:drawing>
+      </w:r>
+      <w:r>
+        <w:rPr>
+          <w:noProof/>
+        </w:rPr>
+        <w:lastRenderedPageBreak/>
+        <w:drawing>
+          <wp:inline distT="0" distB="0" distL="0" distR="0" wp14:anchorId="7D283626" wp14:editId="411C416F">
+            <wp:extent cx="5731510" cy="3009265"/>
+            <wp:effectExtent l="0" t="0" r="2540" b="635"/>
+            <wp:docPr id="2125711164" name="Picture 8"/>
+            <wp:cNvGraphicFramePr>
+              <a:graphicFrameLocks xmlns:a="http://schemas.openxmlformats.org/drawingml/2006/main" noChangeAspect="1"/>
+            </wp:cNvGraphicFramePr>
+            <a:graphic xmlns:a="http://schemas.openxmlformats.org/drawingml/2006/main">
+              <a:graphicData uri="http://schemas.openxmlformats.org/drawingml/2006/picture">
+                <pic:pic xmlns:pic="http://schemas.openxmlformats.org/drawingml/2006/picture">
+                  <pic:nvPicPr>
+                    <pic:cNvPr id="0" name="Picture 8"/>
+                    <pic:cNvPicPr>
+                      <a:picLocks noChangeAspect="1" noChangeArrowheads="1"/>
+                    </pic:cNvPicPr>
+                  </pic:nvPicPr>
+                  <pic:blipFill>
+                    <a:blip r:embed="rId14" cstate="print">
+                      <a:extLst>
+                        <a:ext uri="{28A0092B-C50C-407E-A947-70E740481C1C}">
+                          <a14:useLocalDpi xmlns:a14="http://schemas.microsoft.com/office/drawing/2010/main" val="0"/>
+                        </a:ext>
+                      </a:extLst>
+                    </a:blip>
+                    <a:srcRect/>
+                    <a:stretch>
+                      <a:fillRect/>
+                    </a:stretch>
+                  </pic:blipFill>
+                  <pic:spPr bwMode="auto">
+                    <a:xfrm>
+                      <a:off x="0" y="0"/>
+                      <a:ext cx="5731510" cy="3009265"/>
+                    </a:xfrm>
+                    <a:prstGeom prst="rect">
+                      <a:avLst/>
+                    </a:prstGeom>
+                    <a:noFill/>
+                    <a:ln>
+                      <a:noFill/>
+                    </a:ln>
+                  </pic:spPr>
+                </pic:pic>
+              </a:graphicData>
+            </a:graphic>
+          </wp:inline>
+        </w:drawing>
+      </w:r>
     </w:p>
     <w:p/>
     <w:p>
@@ -614,7 +1042,626 @@
         <w:t>()</w:t>
       </w:r>
     </w:p>
+    <w:p>
+      <w:r>
+        <w:t>5.</w:t>
+      </w:r>
+      <w:r>
+        <w:rPr>
+          <w:rFonts w:ascii="Consolas" w:eastAsia="Times New Roman" w:hAnsi="Consolas" w:cs="Times New Roman"/>
+          <w:color w:val="8B949E"/>
+          <w:kern w:val="0"/>
+          <w:sz w:val="21"/>
+          <w:szCs w:val="21"/>
+          <w:lang w:eastAsia="en-IN"/>
+          <w14:ligatures w14:val="none"/>
+        </w:rPr>
+        <w:t xml:space="preserve"> </w:t>
+      </w:r>
+      <w:r>
+        <w:t xml:space="preserve">#menu driven </w:t>
+      </w:r>
+      <w:proofErr w:type="gramStart"/>
+      <w:r>
+        <w:t>calculator</w:t>
+      </w:r>
+      <w:proofErr w:type="gramEnd"/>
+    </w:p>
+    <w:p>
+      <w:r>
+        <w:t>def add(</w:t>
+      </w:r>
+      <w:proofErr w:type="spellStart"/>
+      <w:proofErr w:type="gramStart"/>
+      <w:r>
+        <w:t>a,b</w:t>
+      </w:r>
+      <w:proofErr w:type="spellEnd"/>
+      <w:proofErr w:type="gramEnd"/>
+      <w:r>
+        <w:t>):</w:t>
+      </w:r>
+    </w:p>
+    <w:p>
+      <w:r>
+        <w:lastRenderedPageBreak/>
+        <w:t xml:space="preserve">    return </w:t>
+      </w:r>
+      <w:proofErr w:type="spellStart"/>
+      <w:r>
+        <w:t>a+b</w:t>
+      </w:r>
+      <w:proofErr w:type="spellEnd"/>
+      <w:r>
+        <w:t xml:space="preserve"> </w:t>
+      </w:r>
+    </w:p>
     <w:p/>
+    <w:p>
+      <w:r>
+        <w:t xml:space="preserve">def </w:t>
+      </w:r>
+      <w:proofErr w:type="spellStart"/>
+      <w:r>
+        <w:t>substract</w:t>
+      </w:r>
+      <w:proofErr w:type="spellEnd"/>
+      <w:r>
+        <w:t>(</w:t>
+      </w:r>
+      <w:proofErr w:type="spellStart"/>
+      <w:proofErr w:type="gramStart"/>
+      <w:r>
+        <w:t>a,b</w:t>
+      </w:r>
+      <w:proofErr w:type="spellEnd"/>
+      <w:proofErr w:type="gramEnd"/>
+      <w:r>
+        <w:t>):</w:t>
+      </w:r>
+    </w:p>
+    <w:p>
+      <w:r>
+        <w:t>    return a-b</w:t>
+      </w:r>
+    </w:p>
+    <w:p/>
+    <w:p>
+      <w:r>
+        <w:t>def multiply(</w:t>
+      </w:r>
+      <w:proofErr w:type="spellStart"/>
+      <w:proofErr w:type="gramStart"/>
+      <w:r>
+        <w:t>a,b</w:t>
+      </w:r>
+      <w:proofErr w:type="spellEnd"/>
+      <w:proofErr w:type="gramEnd"/>
+      <w:r>
+        <w:t>):</w:t>
+      </w:r>
+    </w:p>
+    <w:p>
+      <w:r>
+        <w:t>    return a*b</w:t>
+      </w:r>
+    </w:p>
+    <w:p/>
+    <w:p>
+      <w:r>
+        <w:t xml:space="preserve">def </w:t>
+      </w:r>
+      <w:proofErr w:type="spellStart"/>
+      <w:r>
+        <w:t>devide</w:t>
+      </w:r>
+      <w:proofErr w:type="spellEnd"/>
+      <w:r>
+        <w:t>(</w:t>
+      </w:r>
+      <w:proofErr w:type="spellStart"/>
+      <w:proofErr w:type="gramStart"/>
+      <w:r>
+        <w:t>a,b</w:t>
+      </w:r>
+      <w:proofErr w:type="spellEnd"/>
+      <w:proofErr w:type="gramEnd"/>
+      <w:r>
+        <w:t>):</w:t>
+      </w:r>
+    </w:p>
+    <w:p>
+      <w:r>
+        <w:t>    if b==0:</w:t>
+      </w:r>
+    </w:p>
+    <w:p>
+      <w:r>
+        <w:t xml:space="preserve">        </w:t>
+      </w:r>
+      <w:proofErr w:type="gramStart"/>
+      <w:r>
+        <w:t>print(</w:t>
+      </w:r>
+      <w:proofErr w:type="gramEnd"/>
+      <w:r>
+        <w:t xml:space="preserve">"Error </w:t>
+      </w:r>
+      <w:proofErr w:type="spellStart"/>
+      <w:r>
+        <w:t>can not</w:t>
+      </w:r>
+      <w:proofErr w:type="spellEnd"/>
+      <w:r>
+        <w:t xml:space="preserve"> </w:t>
+      </w:r>
+      <w:proofErr w:type="spellStart"/>
+      <w:r>
+        <w:t>devide</w:t>
+      </w:r>
+      <w:proofErr w:type="spellEnd"/>
+      <w:r>
+        <w:t xml:space="preserve"> by zero")</w:t>
+      </w:r>
+    </w:p>
+    <w:p>
+      <w:r>
+        <w:t>    else:</w:t>
+      </w:r>
+    </w:p>
+    <w:p>
+      <w:r>
+        <w:t>        print("</w:t>
+      </w:r>
+      <w:proofErr w:type="spellStart"/>
+      <w:r>
+        <w:t>Result:</w:t>
+      </w:r>
+      <w:proofErr w:type="gramStart"/>
+      <w:r>
+        <w:t>",a</w:t>
+      </w:r>
+      <w:proofErr w:type="spellEnd"/>
+      <w:proofErr w:type="gramEnd"/>
+      <w:r>
+        <w:t>/b)</w:t>
+      </w:r>
+    </w:p>
+    <w:p/>
+    <w:p>
+      <w:r>
+        <w:t>while True:</w:t>
+      </w:r>
+    </w:p>
+    <w:p>
+      <w:r>
+        <w:t xml:space="preserve">    </w:t>
+      </w:r>
+      <w:proofErr w:type="gramStart"/>
+      <w:r>
+        <w:t>print(</w:t>
+      </w:r>
+      <w:proofErr w:type="gramEnd"/>
+      <w:r>
+        <w:t>"\n python calculator")</w:t>
+      </w:r>
+    </w:p>
+    <w:p>
+      <w:r>
+        <w:t>    print("</w:t>
+      </w:r>
+      <w:proofErr w:type="gramStart"/>
+      <w:r>
+        <w:t>1.addition</w:t>
+      </w:r>
+      <w:proofErr w:type="gramEnd"/>
+      <w:r>
+        <w:t>")</w:t>
+      </w:r>
+    </w:p>
+    <w:p>
+      <w:r>
+        <w:t>    print("</w:t>
+      </w:r>
+      <w:proofErr w:type="gramStart"/>
+      <w:r>
+        <w:t>2.substraction</w:t>
+      </w:r>
+      <w:proofErr w:type="gramEnd"/>
+      <w:r>
+        <w:t>")</w:t>
+      </w:r>
+    </w:p>
+    <w:p>
+      <w:r>
+        <w:t>    print("</w:t>
+      </w:r>
+      <w:proofErr w:type="gramStart"/>
+      <w:r>
+        <w:t>3.multipliation</w:t>
+      </w:r>
+      <w:proofErr w:type="gramEnd"/>
+      <w:r>
+        <w:t>")</w:t>
+      </w:r>
+    </w:p>
+    <w:p>
+      <w:r>
+        <w:t>    print("</w:t>
+      </w:r>
+      <w:proofErr w:type="gramStart"/>
+      <w:r>
+        <w:t>4.Division</w:t>
+      </w:r>
+      <w:proofErr w:type="gramEnd"/>
+      <w:r>
+        <w:t>")</w:t>
+      </w:r>
+    </w:p>
+    <w:p>
+      <w:r>
+        <w:t>    print("</w:t>
+      </w:r>
+      <w:proofErr w:type="gramStart"/>
+      <w:r>
+        <w:t>5.exit</w:t>
+      </w:r>
+      <w:proofErr w:type="gramEnd"/>
+      <w:r>
+        <w:t>")</w:t>
+      </w:r>
+    </w:p>
+    <w:p>
+      <w:r>
+        <w:t xml:space="preserve">    </w:t>
+      </w:r>
+    </w:p>
+    <w:p>
+      <w:r>
+        <w:t xml:space="preserve">    choice = </w:t>
+      </w:r>
+      <w:proofErr w:type="gramStart"/>
+      <w:r>
+        <w:t>input(</w:t>
+      </w:r>
+      <w:proofErr w:type="gramEnd"/>
+      <w:r>
+        <w:t xml:space="preserve">"Enter your </w:t>
+      </w:r>
+      <w:proofErr w:type="gramStart"/>
+      <w:r>
+        <w:t>choice(</w:t>
+      </w:r>
+      <w:proofErr w:type="gramEnd"/>
+      <w:r>
+        <w:t>1-5)")</w:t>
+      </w:r>
+    </w:p>
+    <w:p>
+      <w:r>
+        <w:t>    if choice == "5":</w:t>
+      </w:r>
+    </w:p>
+    <w:p>
+      <w:r>
+        <w:t xml:space="preserve">        </w:t>
+      </w:r>
+      <w:proofErr w:type="gramStart"/>
+      <w:r>
+        <w:t>print(</w:t>
+      </w:r>
+      <w:proofErr w:type="gramEnd"/>
+      <w:r>
+        <w:t xml:space="preserve">"Thank you") </w:t>
+      </w:r>
+    </w:p>
+    <w:p>
+      <w:r>
+        <w:t>        break</w:t>
+      </w:r>
+    </w:p>
+    <w:p>
+      <w:r>
+        <w:t>    if choice not in ["1","2","3","4"]:</w:t>
+      </w:r>
+    </w:p>
+    <w:p>
+      <w:r>
+        <w:t xml:space="preserve">        </w:t>
+      </w:r>
+      <w:proofErr w:type="gramStart"/>
+      <w:r>
+        <w:t>print(</w:t>
+      </w:r>
+      <w:proofErr w:type="gramEnd"/>
+      <w:r>
+        <w:t xml:space="preserve">"invalid </w:t>
+      </w:r>
+      <w:proofErr w:type="gramStart"/>
+      <w:r>
+        <w:t>choice .please</w:t>
+      </w:r>
+      <w:proofErr w:type="gramEnd"/>
+      <w:r>
+        <w:t xml:space="preserve"> select a number from 1 to 5 ")</w:t>
+      </w:r>
+    </w:p>
+    <w:p>
+      <w:r>
+        <w:lastRenderedPageBreak/>
+        <w:t>        continue</w:t>
+      </w:r>
+    </w:p>
+    <w:p>
+      <w:r>
+        <w:t xml:space="preserve">    </w:t>
+      </w:r>
+    </w:p>
+    <w:p>
+      <w:r>
+        <w:t>    try:</w:t>
+      </w:r>
+    </w:p>
+    <w:p>
+      <w:r>
+        <w:t>         n1=</w:t>
+      </w:r>
+      <w:proofErr w:type="gramStart"/>
+      <w:r>
+        <w:t>float(input(</w:t>
+      </w:r>
+      <w:proofErr w:type="gramEnd"/>
+      <w:r>
+        <w:t>"enter the no"))</w:t>
+      </w:r>
+    </w:p>
+    <w:p>
+      <w:r>
+        <w:t>         n2=</w:t>
+      </w:r>
+      <w:proofErr w:type="gramStart"/>
+      <w:r>
+        <w:t>float(input(</w:t>
+      </w:r>
+      <w:proofErr w:type="gramEnd"/>
+      <w:r>
+        <w:t>"enter the second number"))</w:t>
+      </w:r>
+    </w:p>
+    <w:p>
+      <w:r>
+        <w:t xml:space="preserve">    except </w:t>
+      </w:r>
+      <w:proofErr w:type="spellStart"/>
+      <w:r>
+        <w:t>ValueError</w:t>
+      </w:r>
+      <w:proofErr w:type="spellEnd"/>
+      <w:r>
+        <w:t>:</w:t>
+      </w:r>
+    </w:p>
+    <w:p>
+      <w:r>
+        <w:t xml:space="preserve">        </w:t>
+      </w:r>
+      <w:proofErr w:type="gramStart"/>
+      <w:r>
+        <w:t>print(</w:t>
+      </w:r>
+      <w:proofErr w:type="gramEnd"/>
+      <w:r>
+        <w:t>"invalid input")</w:t>
+      </w:r>
+    </w:p>
+    <w:p>
+      <w:r>
+        <w:t>        continue</w:t>
+      </w:r>
+    </w:p>
+    <w:p>
+      <w:r>
+        <w:t>    if choice =="1":</w:t>
+      </w:r>
+    </w:p>
+    <w:p>
+      <w:r>
+        <w:t>        res=add(n</w:t>
+      </w:r>
+      <w:proofErr w:type="gramStart"/>
+      <w:r>
+        <w:t>1,n</w:t>
+      </w:r>
+      <w:proofErr w:type="gramEnd"/>
+      <w:r>
+        <w:t>2)</w:t>
+      </w:r>
+    </w:p>
+    <w:p>
+      <w:r>
+        <w:t>        print("</w:t>
+      </w:r>
+      <w:proofErr w:type="spellStart"/>
+      <w:r>
+        <w:t>Result:</w:t>
+      </w:r>
+      <w:proofErr w:type="gramStart"/>
+      <w:r>
+        <w:t>",res</w:t>
+      </w:r>
+      <w:proofErr w:type="spellEnd"/>
+      <w:proofErr w:type="gramEnd"/>
+      <w:r>
+        <w:t>)</w:t>
+      </w:r>
+    </w:p>
+    <w:p>
+      <w:r>
+        <w:t xml:space="preserve">    </w:t>
+      </w:r>
+      <w:proofErr w:type="spellStart"/>
+      <w:r>
+        <w:t>elif</w:t>
+      </w:r>
+      <w:proofErr w:type="spellEnd"/>
+      <w:r>
+        <w:t xml:space="preserve"> choice =="2":</w:t>
+      </w:r>
+    </w:p>
+    <w:p>
+      <w:r>
+        <w:t>        res=</w:t>
+      </w:r>
+      <w:proofErr w:type="spellStart"/>
+      <w:r>
+        <w:t>substract</w:t>
+      </w:r>
+      <w:proofErr w:type="spellEnd"/>
+      <w:r>
+        <w:t>(n</w:t>
+      </w:r>
+      <w:proofErr w:type="gramStart"/>
+      <w:r>
+        <w:t>1,n</w:t>
+      </w:r>
+      <w:proofErr w:type="gramEnd"/>
+      <w:r>
+        <w:t>2)</w:t>
+      </w:r>
+    </w:p>
+    <w:p>
+      <w:r>
+        <w:t>        print("</w:t>
+      </w:r>
+      <w:proofErr w:type="spellStart"/>
+      <w:r>
+        <w:t>Result:</w:t>
+      </w:r>
+      <w:proofErr w:type="gramStart"/>
+      <w:r>
+        <w:t>",res</w:t>
+      </w:r>
+      <w:proofErr w:type="spellEnd"/>
+      <w:proofErr w:type="gramEnd"/>
+      <w:r>
+        <w:t>)</w:t>
+      </w:r>
+    </w:p>
+    <w:p>
+      <w:r>
+        <w:t xml:space="preserve">    </w:t>
+      </w:r>
+      <w:proofErr w:type="spellStart"/>
+      <w:r>
+        <w:t>elif</w:t>
+      </w:r>
+      <w:proofErr w:type="spellEnd"/>
+      <w:r>
+        <w:t xml:space="preserve"> choice =="3":</w:t>
+      </w:r>
+    </w:p>
+    <w:p>
+      <w:r>
+        <w:t>        res=multiply(n</w:t>
+      </w:r>
+      <w:proofErr w:type="gramStart"/>
+      <w:r>
+        <w:t>1,n</w:t>
+      </w:r>
+      <w:proofErr w:type="gramEnd"/>
+      <w:r>
+        <w:t>2)</w:t>
+      </w:r>
+    </w:p>
+    <w:p>
+      <w:r>
+        <w:t>        print("</w:t>
+      </w:r>
+      <w:proofErr w:type="spellStart"/>
+      <w:r>
+        <w:t>Result:</w:t>
+      </w:r>
+      <w:proofErr w:type="gramStart"/>
+      <w:r>
+        <w:t>",res</w:t>
+      </w:r>
+      <w:proofErr w:type="spellEnd"/>
+      <w:proofErr w:type="gramEnd"/>
+      <w:r>
+        <w:t>)</w:t>
+      </w:r>
+    </w:p>
+    <w:p>
+      <w:r>
+        <w:t xml:space="preserve">    </w:t>
+      </w:r>
+      <w:proofErr w:type="spellStart"/>
+      <w:r>
+        <w:t>elif</w:t>
+      </w:r>
+      <w:proofErr w:type="spellEnd"/>
+      <w:r>
+        <w:t xml:space="preserve"> choice =="4":</w:t>
+      </w:r>
+    </w:p>
+    <w:p>
+      <w:r>
+        <w:t>        res=</w:t>
+      </w:r>
+      <w:proofErr w:type="spellStart"/>
+      <w:r>
+        <w:t>devide</w:t>
+      </w:r>
+      <w:proofErr w:type="spellEnd"/>
+      <w:r>
+        <w:t>(n</w:t>
+      </w:r>
+      <w:proofErr w:type="gramStart"/>
+      <w:r>
+        <w:t>1,n</w:t>
+      </w:r>
+      <w:proofErr w:type="gramEnd"/>
+      <w:r>
+        <w:t>2)</w:t>
+      </w:r>
+    </w:p>
+    <w:p>
+      <w:r>
+        <w:t>        print("</w:t>
+      </w:r>
+      <w:proofErr w:type="spellStart"/>
+      <w:r>
+        <w:t>Result:</w:t>
+      </w:r>
+      <w:proofErr w:type="gramStart"/>
+      <w:r>
+        <w:t>",res</w:t>
+      </w:r>
+      <w:proofErr w:type="spellEnd"/>
+      <w:proofErr w:type="gramEnd"/>
+      <w:r>
+        <w:t>)</w:t>
+      </w:r>
+    </w:p>
+    <w:p/>
+    <w:p>
+      <w:proofErr w:type="spellStart"/>
+      <w:r>
+        <w:t>github</w:t>
+      </w:r>
+      <w:proofErr w:type="spellEnd"/>
+      <w:r>
+        <w:t xml:space="preserve"> repo link -</w:t>
+      </w:r>
+      <w:hyperlink r:id="rId15" w:history="1">
+        <w:r>
+          <w:rPr>
+            <w:rStyle w:val="Hyperlink"/>
+          </w:rPr>
+          <w:t>https://github.com/swarna3009/-Python_and_Bash_Swarna.git</w:t>
+        </w:r>
+      </w:hyperlink>
+    </w:p>
     <w:p/>
     <w:sectPr>
       <w:pgSz w:w="11906" w:h="16838"/>
@@ -1542,6 +2589,29 @@
       <w:spacing w:val="5"/>
     </w:rPr>
   </w:style>
+  <w:style w:type="character" w:styleId="Hyperlink">
+    <w:name w:val="Hyperlink"/>
+    <w:basedOn w:val="DefaultParagraphFont"/>
+    <w:uiPriority w:val="99"/>
+    <w:unhideWhenUsed/>
+    <w:rsid w:val="00157692"/>
+    <w:rPr>
+      <w:color w:val="467886" w:themeColor="hyperlink"/>
+      <w:u w:val="single"/>
+    </w:rPr>
+  </w:style>
+  <w:style w:type="character" w:styleId="UnresolvedMention">
+    <w:name w:val="Unresolved Mention"/>
+    <w:basedOn w:val="DefaultParagraphFont"/>
+    <w:uiPriority w:val="99"/>
+    <w:semiHidden/>
+    <w:unhideWhenUsed/>
+    <w:rsid w:val="00157692"/>
+    <w:rPr>
+      <w:color w:val="605E5C"/>
+      <w:shd w:val="clear" w:color="auto" w:fill="E1DFDD"/>
+    </w:rPr>
+  </w:style>
 </w:styles>
 </file>
 
